--- a/05-Documents/Jumper Configuration.docx
+++ b/05-Documents/Jumper Configuration.docx
@@ -216,61 +216,44 @@
       </w:r>
     </w:p>
     <w:p/>
-    <w:p/>
-    <w:p>
-      <w:pPr>
-        <w:pStyle w:val="Lijstalinea"/>
-        <w:numPr>
-          <w:ilvl w:val="0"/>
-          <w:numId w:val="4"/>
-        </w:numPr>
-      </w:pPr>
-      <w:r>
-        <w:t>DIR</w:t>
-      </w:r>
-    </w:p>
-    <w:p>
-      <w:pPr>
-        <w:pStyle w:val="Lijstalinea"/>
-        <w:numPr>
-          <w:ilvl w:val="1"/>
-          <w:numId w:val="4"/>
-        </w:numPr>
-      </w:pPr>
-      <w:r>
-        <w:t xml:space="preserve">Naam van de </w:t>
-      </w:r>
-      <w:proofErr w:type="gramStart"/>
-      <w:r>
-        <w:t>jumper /</w:t>
-      </w:r>
-      <w:proofErr w:type="gramEnd"/>
-      <w:r>
-        <w:t xml:space="preserve"> functie</w:t>
-      </w:r>
-    </w:p>
-    <w:p>
-      <w:pPr>
-        <w:pStyle w:val="Lijstalinea"/>
-        <w:numPr>
-          <w:ilvl w:val="1"/>
-          <w:numId w:val="4"/>
-        </w:numPr>
-      </w:pPr>
-      <w:r>
-        <w:t>Functie van de jumper</w:t>
-      </w:r>
-    </w:p>
-    <w:p>
-      <w:pPr>
-        <w:pStyle w:val="Lijstalinea"/>
-        <w:numPr>
-          <w:ilvl w:val="1"/>
-          <w:numId w:val="4"/>
-        </w:numPr>
-      </w:pPr>
-      <w:r>
-        <w:t>Hoe in te stellen</w:t>
+    <w:p>
+      <w:r>
+        <w:lastRenderedPageBreak/>
+        <w:drawing>
+          <wp:inline distT="0" distB="0" distL="0" distR="0" wp14:anchorId="6408781D" wp14:editId="693AA10A">
+            <wp:extent cx="6479540" cy="4784090"/>
+            <wp:effectExtent l="0" t="0" r="0" b="3810"/>
+            <wp:docPr id="1709135390" name="Afbeelding 1" descr="Afbeelding met tekst, schermopname, nummer, Lettertype&#10;&#10;Door AI gegenereerde inhoud is mogelijk onjuist."/>
+            <wp:cNvGraphicFramePr>
+              <a:graphicFrameLocks xmlns:a="http://schemas.openxmlformats.org/drawingml/2006/main" noChangeAspect="1"/>
+            </wp:cNvGraphicFramePr>
+            <a:graphic xmlns:a="http://schemas.openxmlformats.org/drawingml/2006/main">
+              <a:graphicData uri="http://schemas.openxmlformats.org/drawingml/2006/picture">
+                <pic:pic xmlns:pic="http://schemas.openxmlformats.org/drawingml/2006/picture">
+                  <pic:nvPicPr>
+                    <pic:cNvPr id="1709135390" name="Afbeelding 1" descr="Afbeelding met tekst, schermopname, nummer, Lettertype&#10;&#10;Door AI gegenereerde inhoud is mogelijk onjuist."/>
+                    <pic:cNvPicPr/>
+                  </pic:nvPicPr>
+                  <pic:blipFill>
+                    <a:blip r:embed="rId6"/>
+                    <a:stretch>
+                      <a:fillRect/>
+                    </a:stretch>
+                  </pic:blipFill>
+                  <pic:spPr>
+                    <a:xfrm>
+                      <a:off x="0" y="0"/>
+                      <a:ext cx="6479540" cy="4784090"/>
+                    </a:xfrm>
+                    <a:prstGeom prst="rect">
+                      <a:avLst/>
+                    </a:prstGeom>
+                  </pic:spPr>
+                </pic:pic>
+              </a:graphicData>
+            </a:graphic>
+          </wp:inline>
+        </w:drawing>
       </w:r>
     </w:p>
     <w:p/>
@@ -284,7 +267,7 @@
         </w:numPr>
       </w:pPr>
       <w:r>
-        <w:t>TERM RX &amp; TERM RX</w:t>
+        <w:t>DIR</w:t>
       </w:r>
     </w:p>
     <w:p>
@@ -342,19 +325,18 @@
         </w:numPr>
       </w:pPr>
       <w:r>
-        <w:t>SLR</w:t>
-      </w:r>
-    </w:p>
-    <w:p>
-      <w:pPr>
-        <w:pStyle w:val="Lijstalinea"/>
-        <w:numPr>
-          <w:ilvl w:val="1"/>
-          <w:numId w:val="4"/>
-        </w:numPr>
-      </w:pPr>
-      <w:r>
-        <w:lastRenderedPageBreak/>
+        <w:t>TERM RX &amp; TERM RX</w:t>
+      </w:r>
+    </w:p>
+    <w:p>
+      <w:pPr>
+        <w:pStyle w:val="Lijstalinea"/>
+        <w:numPr>
+          <w:ilvl w:val="1"/>
+          <w:numId w:val="4"/>
+        </w:numPr>
+      </w:pPr>
+      <w:r>
         <w:t xml:space="preserve">Naam van de </w:t>
       </w:r>
       <w:proofErr w:type="gramStart"/>
@@ -401,6 +383,64 @@
         </w:numPr>
       </w:pPr>
       <w:r>
+        <w:t>SLR</w:t>
+      </w:r>
+    </w:p>
+    <w:p>
+      <w:pPr>
+        <w:pStyle w:val="Lijstalinea"/>
+        <w:numPr>
+          <w:ilvl w:val="1"/>
+          <w:numId w:val="4"/>
+        </w:numPr>
+      </w:pPr>
+      <w:r>
+        <w:t xml:space="preserve">Naam van de </w:t>
+      </w:r>
+      <w:proofErr w:type="gramStart"/>
+      <w:r>
+        <w:t>jumper /</w:t>
+      </w:r>
+      <w:proofErr w:type="gramEnd"/>
+      <w:r>
+        <w:t xml:space="preserve"> functie</w:t>
+      </w:r>
+    </w:p>
+    <w:p>
+      <w:pPr>
+        <w:pStyle w:val="Lijstalinea"/>
+        <w:numPr>
+          <w:ilvl w:val="1"/>
+          <w:numId w:val="4"/>
+        </w:numPr>
+      </w:pPr>
+      <w:r>
+        <w:t>Functie van de jumper</w:t>
+      </w:r>
+    </w:p>
+    <w:p>
+      <w:pPr>
+        <w:pStyle w:val="Lijstalinea"/>
+        <w:numPr>
+          <w:ilvl w:val="1"/>
+          <w:numId w:val="4"/>
+        </w:numPr>
+      </w:pPr>
+      <w:r>
+        <w:t>Hoe in te stellen</w:t>
+      </w:r>
+    </w:p>
+    <w:p/>
+    <w:p/>
+    <w:p>
+      <w:pPr>
+        <w:pStyle w:val="Lijstalinea"/>
+        <w:numPr>
+          <w:ilvl w:val="0"/>
+          <w:numId w:val="4"/>
+        </w:numPr>
+      </w:pPr>
+      <w:r>
         <w:t>TERM (A/B) &amp; TERM (Y/Z)</w:t>
       </w:r>
     </w:p>
@@ -445,6 +485,7 @@
         </w:numPr>
       </w:pPr>
       <w:r>
+        <w:lastRenderedPageBreak/>
         <w:t>Hoe in te stellen</w:t>
       </w:r>
     </w:p>
